--- a/docs/Avenue_Guard_Manual.docx
+++ b/docs/Avenue_Guard_Manual.docx
@@ -2698,7 +2698,7 @@
           <w:color w:val="222222"/>
           <w:sz w:val="22"/>
         </w:rPr>
-        <w:t>On Render, the project source and cache can be wiped by redeploys or cache clears. Avenue Guard therefore resolves its SQLite path from AVENUE_GUARD_DB_PATH first, then database.path in config.json, and only then the local default. For production, point that value at a mounted Persistent Disk path such as /var/data/avenue-guard/bot.db.</w:t>
+        <w:t>On Render, the project source and cache can be wiped by redeploys or cache clears. Avenue Guard therefore resolves its SQLite path from AVENUE_GUARD_DB_PATH first, then database.path in config.json, then an auto-detected Render Persistent Disk path at /var/data/avenue-guard/bot.db, and only then the local fallback. For production, mount a Render Persistent Disk at /var/data or point AVENUE_GUARD_DB_PATH at another durable path.</w:t>
       </w:r>
     </w:p>
     <w:p>
@@ -2713,7 +2713,7 @@
           <w:color w:val="222222"/>
           <w:sz w:val="22"/>
         </w:rPr>
-        <w:t>The /bot storage command checks the running path and the latest backup record. The /bot backup command creates a zipped copy immediately, and the background backup loop posts scheduled copies to the configured backup channel. This gives the bot a primary durable database plus a Discord-visible recovery trail.</w:t>
+        <w:t>The /bot storage command checks the running path and the latest backup record. The /bot backup command creates a zipped copy immediately, and the background backup loop posts scheduled copies to the configured backup channel. If no persistent path is writable, the bot now starts with a local fallback and warns clearly, but that fallback should be treated as temporary.</w:t>
       </w:r>
     </w:p>
     <w:tbl>
